--- a/downloads/teacher/04 Units/Unit 00 - Launch - Welcome to the FACS Room/Lesson 00.03 - Decisions Step by Step.docx
+++ b/downloads/teacher/04 Units/Unit 00 - Launch - Welcome to the FACS Room/Lesson 00.03 - Decisions Step by Step.docx
@@ -254,23 +254,41 @@
       <w:r>
         <w:t xml:space="preserve">By the end of this lesson, students will be able to:</w:t>
       </w:r>
-      <w:r>
-        <w:t xml:space="preserve"> </w:t>
-      </w:r>
-      <w:r>
-        <w:t xml:space="preserve">1. (Low) Name the five steps of the decision model in order (name the choice, list options, weigh each against what matters, decide, look back) and match each to a moment in the simulation.</w:t>
-      </w:r>
-      <w:r>
-        <w:t xml:space="preserve"> </w:t>
-      </w:r>
-      <w:r>
-        <w:t xml:space="preserve">2. (Mid) Rank ten survival items alone, then again as a team, and calculate a difference score for each ranking against the expert key.</w:t>
-      </w:r>
-      <w:r>
-        <w:t xml:space="preserve"> </w:t>
-      </w:r>
-      <w:r>
-        <w:t xml:space="preserve">3. (High) Judge whether the team ranking beat the individual rankings, explain which step made the difference (or which step the team skipped), and defend one item the team ranked differently from the key.</w:t>
+    </w:p>
+    <w:p>
+      <w:pPr>
+        <w:numPr>
+          <w:ilvl w:val="0"/>
+          <w:numId w:val="1002"/>
+        </w:numPr>
+        <w:pStyle w:val="Compact"/>
+      </w:pPr>
+      <w:r>
+        <w:t xml:space="preserve">(Low) Name the five steps of the decision model in order (name the choice, list options, weigh each against what matters, decide, look back) and match each to a moment in the simulation.</w:t>
+      </w:r>
+    </w:p>
+    <w:p>
+      <w:pPr>
+        <w:numPr>
+          <w:ilvl w:val="0"/>
+          <w:numId w:val="1002"/>
+        </w:numPr>
+        <w:pStyle w:val="Compact"/>
+      </w:pPr>
+      <w:r>
+        <w:t xml:space="preserve">(Mid) Rank ten survival items alone, then again as a team, and calculate a difference score for each ranking against the expert key.</w:t>
+      </w:r>
+    </w:p>
+    <w:p>
+      <w:pPr>
+        <w:numPr>
+          <w:ilvl w:val="0"/>
+          <w:numId w:val="1002"/>
+        </w:numPr>
+        <w:pStyle w:val="Compact"/>
+      </w:pPr>
+      <w:r>
+        <w:t xml:space="preserve">(High) Judge whether the team ranking beat the individual rankings, explain which step made the difference (or which step the team skipped), and defend one item the team ranked differently from the key.</w:t>
       </w:r>
     </w:p>
     <w:p>
@@ -311,7 +329,7 @@
       <w:pPr>
         <w:numPr>
           <w:ilvl w:val="0"/>
-          <w:numId w:val="1002"/>
+          <w:numId w:val="1003"/>
         </w:numPr>
         <w:pStyle w:val="Compact"/>
       </w:pPr>
@@ -338,7 +356,7 @@
       <w:pPr>
         <w:numPr>
           <w:ilvl w:val="0"/>
-          <w:numId w:val="1002"/>
+          <w:numId w:val="1003"/>
         </w:numPr>
         <w:pStyle w:val="Compact"/>
       </w:pPr>
@@ -359,7 +377,7 @@
       <w:pPr>
         <w:numPr>
           <w:ilvl w:val="0"/>
-          <w:numId w:val="1002"/>
+          <w:numId w:val="1003"/>
         </w:numPr>
         <w:pStyle w:val="Compact"/>
       </w:pPr>
@@ -371,7 +389,7 @@
       <w:pPr>
         <w:numPr>
           <w:ilvl w:val="0"/>
-          <w:numId w:val="1002"/>
+          <w:numId w:val="1003"/>
         </w:numPr>
         <w:pStyle w:val="Compact"/>
       </w:pPr>
@@ -383,7 +401,7 @@
       <w:pPr>
         <w:numPr>
           <w:ilvl w:val="0"/>
-          <w:numId w:val="1002"/>
+          <w:numId w:val="1003"/>
         </w:numPr>
         <w:pStyle w:val="Compact"/>
       </w:pPr>
@@ -855,55 +873,97 @@
       <w:r>
         <w:t xml:space="preserve">Monitor understanding:</w:t>
       </w:r>
-      <w:r>
-        <w:t xml:space="preserve"> </w:t>
-      </w:r>
-      <w:r>
-        <w:t xml:space="preserve">- What was the choice, in one sentence? What were the options?</w:t>
-      </w:r>
-      <w:r>
-        <w:t xml:space="preserve"> </w:t>
-      </w:r>
-      <w:r>
-        <w:t xml:space="preserve">- Why is food ranked low when everyone is hungry? What kills first in the cold?</w:t>
-      </w:r>
-      <w:r>
-        <w:t xml:space="preserve"> </w:t>
-      </w:r>
-      <w:r>
-        <w:t xml:space="preserve">- What is your alone score? Your team score? Which is lower?</w:t>
-      </w:r>
-    </w:p>
-    <w:p>
-      <w:pPr>
-        <w:pStyle w:val="BodyText"/>
+    </w:p>
+    <w:p>
+      <w:pPr>
+        <w:numPr>
+          <w:ilvl w:val="0"/>
+          <w:numId w:val="1004"/>
+        </w:numPr>
+        <w:pStyle w:val="Compact"/>
+      </w:pPr>
+      <w:r>
+        <w:t xml:space="preserve">What was the choice, in one sentence? What were the options?</w:t>
+      </w:r>
+    </w:p>
+    <w:p>
+      <w:pPr>
+        <w:numPr>
+          <w:ilvl w:val="0"/>
+          <w:numId w:val="1004"/>
+        </w:numPr>
+        <w:pStyle w:val="Compact"/>
+      </w:pPr>
+      <w:r>
+        <w:t xml:space="preserve">Why is food ranked low when everyone is hungry? What kills first in the cold?</w:t>
+      </w:r>
+    </w:p>
+    <w:p>
+      <w:pPr>
+        <w:numPr>
+          <w:ilvl w:val="0"/>
+          <w:numId w:val="1004"/>
+        </w:numPr>
+        <w:pStyle w:val="Compact"/>
+      </w:pPr>
+      <w:r>
+        <w:t xml:space="preserve">What is your alone score? Your team score? Which is lower?</w:t>
+      </w:r>
+    </w:p>
+    <w:p>
+      <w:pPr>
+        <w:pStyle w:val="FirstParagraph"/>
       </w:pPr>
       <w:r>
         <w:t xml:space="preserve">Deepen learning:</w:t>
       </w:r>
-      <w:r>
-        <w:t xml:space="preserve"> </w:t>
-      </w:r>
-      <w:r>
-        <w:t xml:space="preserve">- Your team beat everyone’s alone score. What did the team do that no one person could?</w:t>
-      </w:r>
-      <w:r>
-        <w:t xml:space="preserve"> </w:t>
-      </w:r>
-      <w:r>
-        <w:t xml:space="preserve">- Your team did not beat the best person at the table. What happened to that person’s idea?</w:t>
-      </w:r>
-      <w:r>
-        <w:t xml:space="preserve"> </w:t>
-      </w:r>
-      <w:r>
-        <w:t xml:space="preserve">- The map is ranked last. Half of you ranked it in the top five. What did you weigh it against, and what did the key weigh it against?</w:t>
-      </w:r>
-      <w:r>
-        <w:t xml:space="preserve"> </w:t>
-      </w:r>
-      <w:r>
-        <w:t xml:space="preserve">- Where in your life this week is there a choice you could run through the five steps?</w:t>
+    </w:p>
+    <w:p>
+      <w:pPr>
+        <w:numPr>
+          <w:ilvl w:val="0"/>
+          <w:numId w:val="1005"/>
+        </w:numPr>
+        <w:pStyle w:val="Compact"/>
+      </w:pPr>
+      <w:r>
+        <w:t xml:space="preserve">Your team beat everyone’s alone score. What did the team do that no one person could?</w:t>
+      </w:r>
+    </w:p>
+    <w:p>
+      <w:pPr>
+        <w:numPr>
+          <w:ilvl w:val="0"/>
+          <w:numId w:val="1005"/>
+        </w:numPr>
+        <w:pStyle w:val="Compact"/>
+      </w:pPr>
+      <w:r>
+        <w:t xml:space="preserve">Your team did not beat the best person at the table. What happened to that person’s idea?</w:t>
+      </w:r>
+    </w:p>
+    <w:p>
+      <w:pPr>
+        <w:numPr>
+          <w:ilvl w:val="0"/>
+          <w:numId w:val="1005"/>
+        </w:numPr>
+        <w:pStyle w:val="Compact"/>
+      </w:pPr>
+      <w:r>
+        <w:t xml:space="preserve">The map is ranked last. Half of you ranked it in the top five. What did you weigh it against, and what did the key weigh it against?</w:t>
+      </w:r>
+    </w:p>
+    <w:p>
+      <w:pPr>
+        <w:numPr>
+          <w:ilvl w:val="0"/>
+          <w:numId w:val="1005"/>
+        </w:numPr>
+        <w:pStyle w:val="Compact"/>
+      </w:pPr>
+      <w:r>
+        <w:t xml:space="preserve">Where in your life this week is there a choice you could run through the five steps?</w:t>
       </w:r>
     </w:p>
     <w:p>
@@ -1046,7 +1106,7 @@
       <w:pPr>
         <w:numPr>
           <w:ilvl w:val="0"/>
-          <w:numId w:val="1003"/>
+          <w:numId w:val="1006"/>
         </w:numPr>
         <w:pStyle w:val="Compact"/>
       </w:pPr>
@@ -1070,7 +1130,7 @@
       <w:pPr>
         <w:numPr>
           <w:ilvl w:val="0"/>
-          <w:numId w:val="1003"/>
+          <w:numId w:val="1006"/>
         </w:numPr>
         <w:pStyle w:val="Compact"/>
       </w:pPr>
@@ -1082,7 +1142,7 @@
       <w:pPr>
         <w:numPr>
           <w:ilvl w:val="0"/>
-          <w:numId w:val="1003"/>
+          <w:numId w:val="1006"/>
         </w:numPr>
         <w:pStyle w:val="Compact"/>
       </w:pPr>
@@ -1094,7 +1154,7 @@
       <w:pPr>
         <w:numPr>
           <w:ilvl w:val="0"/>
-          <w:numId w:val="1003"/>
+          <w:numId w:val="1006"/>
         </w:numPr>
         <w:pStyle w:val="Compact"/>
       </w:pPr>
@@ -1106,7 +1166,7 @@
       <w:pPr>
         <w:numPr>
           <w:ilvl w:val="0"/>
-          <w:numId w:val="1003"/>
+          <w:numId w:val="1006"/>
         </w:numPr>
         <w:pStyle w:val="Compact"/>
       </w:pPr>
@@ -1118,7 +1178,7 @@
       <w:pPr>
         <w:numPr>
           <w:ilvl w:val="0"/>
-          <w:numId w:val="1003"/>
+          <w:numId w:val="1006"/>
         </w:numPr>
         <w:pStyle w:val="Compact"/>
       </w:pPr>
@@ -1418,7 +1478,7 @@
       <w:pPr>
         <w:numPr>
           <w:ilvl w:val="0"/>
-          <w:numId w:val="1004"/>
+          <w:numId w:val="1007"/>
         </w:numPr>
         <w:pStyle w:val="Compact"/>
       </w:pPr>
@@ -1442,7 +1502,7 @@
       <w:pPr>
         <w:numPr>
           <w:ilvl w:val="0"/>
-          <w:numId w:val="1004"/>
+          <w:numId w:val="1007"/>
         </w:numPr>
         <w:pStyle w:val="Compact"/>
       </w:pPr>
@@ -1454,7 +1514,7 @@
       <w:pPr>
         <w:numPr>
           <w:ilvl w:val="0"/>
-          <w:numId w:val="1004"/>
+          <w:numId w:val="1007"/>
         </w:numPr>
         <w:pStyle w:val="Compact"/>
       </w:pPr>
@@ -1478,7 +1538,7 @@
       <w:pPr>
         <w:numPr>
           <w:ilvl w:val="0"/>
-          <w:numId w:val="1004"/>
+          <w:numId w:val="1007"/>
         </w:numPr>
         <w:pStyle w:val="Compact"/>
       </w:pPr>
@@ -1490,7 +1550,7 @@
       <w:pPr>
         <w:numPr>
           <w:ilvl w:val="0"/>
-          <w:numId w:val="1004"/>
+          <w:numId w:val="1007"/>
         </w:numPr>
         <w:pStyle w:val="Compact"/>
       </w:pPr>
@@ -1539,7 +1599,7 @@
       <w:pPr>
         <w:numPr>
           <w:ilvl w:val="0"/>
-          <w:numId w:val="1005"/>
+          <w:numId w:val="1008"/>
         </w:numPr>
         <w:pStyle w:val="Compact"/>
       </w:pPr>
@@ -1551,7 +1611,7 @@
       <w:pPr>
         <w:numPr>
           <w:ilvl w:val="0"/>
-          <w:numId w:val="1005"/>
+          <w:numId w:val="1008"/>
         </w:numPr>
         <w:pStyle w:val="Compact"/>
       </w:pPr>
@@ -1581,7 +1641,7 @@
       <w:pPr>
         <w:numPr>
           <w:ilvl w:val="0"/>
-          <w:numId w:val="1005"/>
+          <w:numId w:val="1008"/>
         </w:numPr>
         <w:pStyle w:val="Compact"/>
       </w:pPr>
@@ -1593,7 +1653,7 @@
       <w:pPr>
         <w:numPr>
           <w:ilvl w:val="0"/>
-          <w:numId w:val="1005"/>
+          <w:numId w:val="1008"/>
         </w:numPr>
         <w:pStyle w:val="Compact"/>
       </w:pPr>
@@ -1623,7 +1683,7 @@
       <w:pPr>
         <w:numPr>
           <w:ilvl w:val="0"/>
-          <w:numId w:val="1005"/>
+          <w:numId w:val="1008"/>
         </w:numPr>
         <w:pStyle w:val="Compact"/>
       </w:pPr>
@@ -1674,7 +1734,7 @@
       <w:pPr>
         <w:numPr>
           <w:ilvl w:val="0"/>
-          <w:numId w:val="1005"/>
+          <w:numId w:val="1008"/>
         </w:numPr>
         <w:pStyle w:val="Compact"/>
       </w:pPr>
@@ -1985,6 +2045,118 @@
       </w:pPr>
     </w:lvl>
   </w:abstractNum>
+  <w:abstractNum w:abstractNumId="99411">
+    <w:nsid w:val="71315dca"/>
+    <w:multiLevelType w:val="multilevel"/>
+    <w:lvl w:ilvl="0">
+      <w:start w:val="1"/>
+      <w:numFmt w:val="decimal"/>
+      <w:lvlText w:val="%1."/>
+      <w:lvlJc w:val="left"/>
+      <w:pPr>
+        <w:tabs>
+          <w:tab w:val="num" w:pos="0"/>
+        </w:tabs>
+        <w:ind w:left="480" w:hanging="480"/>
+      </w:pPr>
+    </w:lvl>
+    <w:lvl w:ilvl="1">
+      <w:start w:val="1"/>
+      <w:numFmt w:val="decimal"/>
+      <w:lvlText w:val="%2."/>
+      <w:lvlJc w:val="left"/>
+      <w:pPr>
+        <w:tabs>
+          <w:tab w:val="num" w:pos="720"/>
+        </w:tabs>
+        <w:ind w:left="1200" w:hanging="480"/>
+      </w:pPr>
+    </w:lvl>
+    <w:lvl w:ilvl="2">
+      <w:start w:val="1"/>
+      <w:numFmt w:val="decimal"/>
+      <w:lvlText w:val="%3."/>
+      <w:lvlJc w:val="left"/>
+      <w:pPr>
+        <w:tabs>
+          <w:tab w:val="num" w:pos="1440"/>
+        </w:tabs>
+        <w:ind w:left="1920" w:hanging="480"/>
+      </w:pPr>
+    </w:lvl>
+    <w:lvl w:ilvl="3">
+      <w:start w:val="1"/>
+      <w:numFmt w:val="decimal"/>
+      <w:lvlText w:val="%4."/>
+      <w:lvlJc w:val="left"/>
+      <w:pPr>
+        <w:tabs>
+          <w:tab w:val="num" w:pos="2160"/>
+        </w:tabs>
+        <w:ind w:left="2640" w:hanging="480"/>
+      </w:pPr>
+    </w:lvl>
+    <w:lvl w:ilvl="4">
+      <w:start w:val="1"/>
+      <w:numFmt w:val="decimal"/>
+      <w:lvlText w:val="%5."/>
+      <w:lvlJc w:val="left"/>
+      <w:pPr>
+        <w:tabs>
+          <w:tab w:val="num" w:pos="2880"/>
+        </w:tabs>
+        <w:ind w:left="3360" w:hanging="480"/>
+      </w:pPr>
+    </w:lvl>
+    <w:lvl w:ilvl="5">
+      <w:start w:val="1"/>
+      <w:numFmt w:val="decimal"/>
+      <w:lvlText w:val="%6."/>
+      <w:lvlJc w:val="left"/>
+      <w:pPr>
+        <w:tabs>
+          <w:tab w:val="num" w:pos="3600"/>
+        </w:tabs>
+        <w:ind w:left="4080" w:hanging="480"/>
+      </w:pPr>
+    </w:lvl>
+    <w:lvl w:ilvl="6">
+      <w:start w:val="1"/>
+      <w:numFmt w:val="decimal"/>
+      <w:lvlText w:val="%7."/>
+      <w:lvlJc w:val="left"/>
+      <w:pPr>
+        <w:tabs>
+          <w:tab w:val="num" w:pos="4320"/>
+        </w:tabs>
+        <w:ind w:left="4800" w:hanging="480"/>
+      </w:pPr>
+    </w:lvl>
+    <w:lvl w:ilvl="7">
+      <w:start w:val="1"/>
+      <w:numFmt w:val="decimal"/>
+      <w:lvlText w:val="%8."/>
+      <w:lvlJc w:val="left"/>
+      <w:pPr>
+        <w:tabs>
+          <w:tab w:val="num" w:pos="5040"/>
+        </w:tabs>
+        <w:ind w:left="5520" w:hanging="480"/>
+      </w:pPr>
+    </w:lvl>
+    <w:lvl w:ilvl="8">
+      <w:start w:val="1"/>
+      <w:numFmt w:val="decimal"/>
+      <w:lvlText w:val="%9."/>
+      <w:lvlJc w:val="left"/>
+      <w:pPr>
+        <w:tabs>
+          <w:tab w:val="num" w:pos="5760"/>
+        </w:tabs>
+        <w:ind w:left="6240" w:hanging="480"/>
+      </w:pPr>
+    </w:lvl>
+  </w:abstractNum>
   <w:num w:numId="1000">
     <w:abstractNumId w:val="990"/>
   </w:num>
@@ -1992,7 +2164,34 @@
     <w:abstractNumId w:val="991"/>
   </w:num>
   <w:num w:numId="1002">
-    <w:abstractNumId w:val="991"/>
+    <w:abstractNumId w:val="99411"/>
+    <w:lvlOverride w:ilvl="0">
+      <w:startOverride w:val="1"/>
+    </w:lvlOverride>
+    <w:lvlOverride w:ilvl="1">
+      <w:startOverride w:val="1"/>
+    </w:lvlOverride>
+    <w:lvlOverride w:ilvl="2">
+      <w:startOverride w:val="1"/>
+    </w:lvlOverride>
+    <w:lvlOverride w:ilvl="3">
+      <w:startOverride w:val="1"/>
+    </w:lvlOverride>
+    <w:lvlOverride w:ilvl="4">
+      <w:startOverride w:val="1"/>
+    </w:lvlOverride>
+    <w:lvlOverride w:ilvl="5">
+      <w:startOverride w:val="1"/>
+    </w:lvlOverride>
+    <w:lvlOverride w:ilvl="6">
+      <w:startOverride w:val="1"/>
+    </w:lvlOverride>
+    <w:lvlOverride w:ilvl="7">
+      <w:startOverride w:val="1"/>
+    </w:lvlOverride>
+    <w:lvlOverride w:ilvl="8">
+      <w:startOverride w:val="1"/>
+    </w:lvlOverride>
   </w:num>
   <w:num w:numId="1003">
     <w:abstractNumId w:val="991"/>
@@ -2001,6 +2200,15 @@
     <w:abstractNumId w:val="991"/>
   </w:num>
   <w:num w:numId="1005">
+    <w:abstractNumId w:val="991"/>
+  </w:num>
+  <w:num w:numId="1006">
+    <w:abstractNumId w:val="991"/>
+  </w:num>
+  <w:num w:numId="1007">
+    <w:abstractNumId w:val="991"/>
+  </w:num>
+  <w:num w:numId="1008">
     <w:abstractNumId w:val="991"/>
   </w:num>
 </w:numbering>

--- a/downloads/teacher/04 Units/Unit 00 - Launch - Welcome to the FACS Room/Lesson 00.03 - Decisions Step by Step.docx
+++ b/downloads/teacher/04 Units/Unit 00 - Launch - Welcome to the FACS Room/Lesson 00.03 - Decisions Step by Step.docx
@@ -1123,7 +1123,7 @@
         <w:t xml:space="preserve">Vocabulary 00.md</w:t>
       </w:r>
       <w:r>
-        <w:t xml:space="preserve">, [check with a native speaker]); sentence starter for the team: "I think ___ is number ___ because ___."</w:t>
+        <w:t xml:space="preserve">); sentence starter for the team: "I think ___ is number ___ because ___."</w:t>
       </w:r>
     </w:p>
     <w:p>
@@ -1507,7 +1507,7 @@
         <w:pStyle w:val="Compact"/>
       </w:pPr>
       <w:r>
-        <w:t xml:space="preserve">NYS Middle Level CTE Theme Module 05, Problem Solving and Innovation, line 1. e), and Theme Module 02, Communication and Interpersonal Relationships, line 1. e). Same folder.</w:t>
+        <w:t xml:space="preserve">NYS Middle Level CTE Theme Module 05, Problem Solving and Innovation, line 1. e), and Theme Module 02, Communication and Interpersonal Relationships, line 1. e).</w:t>
       </w:r>
     </w:p>
     <w:p>
@@ -1555,7 +1555,7 @@
         <w:pStyle w:val="Compact"/>
       </w:pPr>
       <w:r>
-        <w:t xml:space="preserve">Sal’s own materials: the plane crash decision simulation and</w:t>
+        <w:t xml:space="preserve">My own materials: the plane crash decision simulation and</w:t>
       </w:r>
       <w:r>
         <w:t xml:space="preserve"> </w:t>
@@ -1573,16 +1573,7 @@
         <w:t xml:space="preserve"> </w:t>
       </w:r>
       <w:r>
-        <w:t xml:space="preserve">as listed in his April 2026 Brentwood unit overview under Decision Making (</w:t>
-      </w:r>
-      <w:r>
-        <w:rPr>
-          <w:rStyle w:val="VerbatimChar"/>
-        </w:rPr>
-        <w:t xml:space="preserve">01 Source Analysis/Brentwood Work and Simulations.md</w:t>
-      </w:r>
-      <w:r>
-        <w:t xml:space="preserve">). The original file is in his Brentwood OneDrive and was not available; this lesson writes the simulation fresh with its own scenario, its own ten items, and its own expert key and reasons. The rule of threes used in the key is common survival guidance, not taken from any one exercise.</w:t>
+        <w:t xml:space="preserve">as listed in my unit overview under Decision Making. This lesson writes the simulation fresh with its own scenario, its own ten items, and its own expert key and reasons. The rule of threes used in the key is common survival guidance, not taken from any one exercise.</w:t>
       </w:r>
     </w:p>
     <w:p>
@@ -1677,57 +1668,6 @@
       </w:r>
       <w:r>
         <w:t xml:space="preserve">step made visible.</w:t>
-      </w:r>
-    </w:p>
-    <w:p>
-      <w:pPr>
-        <w:numPr>
-          <w:ilvl w:val="0"/>
-          <w:numId w:val="1008"/>
-        </w:numPr>
-        <w:pStyle w:val="Compact"/>
-      </w:pPr>
-      <w:r>
-        <w:rPr>
-          <w:rStyle w:val="TeacherNote"/>
-        </w:rPr>
-        <w:t xml:space="preserve">[Sal: your Brentwood version had survivors choosing</w:t>
-      </w:r>
-      <w:r>
-        <w:rPr>
-          <w:rStyle w:val="TeacherNote"/>
-        </w:rPr>
-        <w:t xml:space="preserve"> </w:t>
-      </w:r>
-      <w:r>
-        <w:rPr>
-          <w:rStyle w:val="TeacherNote"/>
-        </w:rPr>
-        <w:t xml:space="preserve">“</w:t>
-      </w:r>
-      <w:r>
-        <w:rPr>
-          <w:rStyle w:val="TeacherNote"/>
-        </w:rPr>
-        <w:t xml:space="preserve">who to bring to an island.</w:t>
-      </w:r>
-      <w:r>
-        <w:rPr>
-          <w:rStyle w:val="TeacherNote"/>
-        </w:rPr>
-        <w:t xml:space="preserve">”</w:t>
-      </w:r>
-      <w:r>
-        <w:rPr>
-          <w:rStyle w:val="TeacherNote"/>
-        </w:rPr>
-        <w:t xml:space="preserve"> </w:t>
-      </w:r>
-      <w:r>
-        <w:rPr>
-          <w:rStyle w:val="TeacherNote"/>
-        </w:rPr>
-        <w:t xml:space="preserve">If you prefer the people version, keep the five steps and the scoring the same and swap the item list; the handout’s structure holds either way.]</w:t>
       </w:r>
     </w:p>
     <w:p>
